--- a/spa/docx/65.content.docx
+++ b/spa/docx/65.content.docx
@@ -19,7 +19,7 @@
         <w:rPr>
           <w:lang w:val="es_ES" w:bidi="es_ES"/>
         </w:rPr>
-        <w:t>Resource: Notas de Estudio - Introducciones a los Libros (Tyndale)</w:t>
+        <w:t>Resource: Tyndale Open Study Notes</w:t>
       </w:r>
       <w:r>
         <w:rPr>
@@ -112,7 +112,7 @@
         <w:rPr>
           <w:lang w:val="es_ES" w:bidi="es_ES"/>
         </w:rPr>
-        <w:t>Notas de Estudio - Introducciones a los Libros (Tyndale)</w:t>
+        <w:t>Tyndale Open Study Notes</w:t>
       </w:r>
     </w:p>
     <w:p>

--- a/spa/docx/65.content.docx
+++ b/spa/docx/65.content.docx
@@ -19,7 +19,7 @@
         <w:rPr>
           <w:lang w:val="es_ES" w:bidi="es_ES"/>
         </w:rPr>
-        <w:t>Resource: Tyndale Open Study Notes</w:t>
+        <w:t>Resource: Aquifer Open Study Notes (Book Intros)</w:t>
       </w:r>
       <w:r>
         <w:rPr>
@@ -112,7 +112,7 @@
         <w:rPr>
           <w:lang w:val="es_ES" w:bidi="es_ES"/>
         </w:rPr>
-        <w:t>Tyndale Open Study Notes</w:t>
+        <w:t>Aquifer Open Study Notes (Book Intros)</w:t>
       </w:r>
     </w:p>
     <w:p>

--- a/spa/docx/65.content.docx
+++ b/spa/docx/65.content.docx
@@ -258,90 +258,60 @@
         </w:rPr>
         <w:t>Judas escribió esta carta para combatir a los falsos maestros en la iglesia primitiva. Judas se enfoca menos en lo que estas personas enseñaban y más en cómo vivían; en el centro de la crítica de Judas está la acusación de que eran libertinos: asumían que la gracia de Dios revelada en Cristo les daba la libertad de hacer lo que quisieran (</w:t>
       </w:r>
-      <w:hyperlink r:id="rId13">
-        <w:r>
-          <w:rPr>
-            <w:lang w:val="es_ES" w:bidi="es_ES"/>
-          </w:rPr>
-          <w:rPr>
-            <w:color w:val="0000EE"/>
-            <w:u w:val="single"/>
-          </w:rPr>
-          <w:t>1:4</w:t>
-        </w:r>
-      </w:hyperlink>
+      <w:r>
+        <w:rPr>
+          <w:lang w:val="es_ES" w:bidi="es_ES"/>
+        </w:rPr>
+        <w:t>1:4</w:t>
+      </w:r>
       <w:r>
         <w:rPr>
           <w:lang w:val="es_ES" w:bidi="es_ES"/>
         </w:rPr>
         <w:t xml:space="preserve">). No respetaban la autoridad (ver </w:t>
       </w:r>
-      <w:hyperlink r:id="rId14">
-        <w:r>
-          <w:rPr>
-            <w:lang w:val="es_ES" w:bidi="es_ES"/>
-          </w:rPr>
-          <w:rPr>
-            <w:color w:val="0000EE"/>
-            <w:u w:val="single"/>
-          </w:rPr>
-          <w:t>1:8–9</w:t>
-        </w:r>
-      </w:hyperlink>
+      <w:r>
+        <w:rPr>
+          <w:lang w:val="es_ES" w:bidi="es_ES"/>
+        </w:rPr>
+        <w:t>1:8–9</w:t>
+      </w:r>
       <w:r>
         <w:rPr>
           <w:lang w:val="es_ES" w:bidi="es_ES"/>
         </w:rPr>
         <w:t>) y se involucraban en muchos comportamientos pecaminosos (</w:t>
       </w:r>
-      <w:hyperlink r:id="rId15">
-        <w:r>
-          <w:rPr>
-            <w:lang w:val="es_ES" w:bidi="es_ES"/>
-          </w:rPr>
-          <w:rPr>
-            <w:color w:val="0000EE"/>
-            <w:u w:val="single"/>
-          </w:rPr>
-          <w:t>1:16</w:t>
-        </w:r>
-      </w:hyperlink>
+      <w:r>
+        <w:rPr>
+          <w:lang w:val="es_ES" w:bidi="es_ES"/>
+        </w:rPr>
+        <w:t>1:16</w:t>
+      </w:r>
       <w:r>
         <w:rPr>
           <w:lang w:val="es_ES" w:bidi="es_ES"/>
         </w:rPr>
         <w:t>,</w:t>
       </w:r>
-      <w:hyperlink r:id="rId16">
-        <w:r>
-          <w:rPr>
-            <w:lang w:val="es_ES" w:bidi="es_ES"/>
-          </w:rPr>
-          <w:rPr>
-            <w:color w:val="0000EE"/>
-            <w:u w:val="single"/>
-          </w:rPr>
-          <w:t>19</w:t>
-        </w:r>
-      </w:hyperlink>
+      <w:r>
+        <w:rPr>
+          <w:lang w:val="es_ES" w:bidi="es_ES"/>
+        </w:rPr>
+        <w:t>19</w:t>
+      </w:r>
       <w:r>
         <w:rPr>
           <w:lang w:val="es_ES" w:bidi="es_ES"/>
         </w:rPr>
         <w:t xml:space="preserve">). Estos libertinos, que afirmaban ser seguidores de Cristo (ver </w:t>
       </w:r>
-      <w:hyperlink r:id="rId13">
-        <w:r>
-          <w:rPr>
-            <w:lang w:val="es_ES" w:bidi="es_ES"/>
-          </w:rPr>
-          <w:rPr>
-            <w:color w:val="0000EE"/>
-            <w:u w:val="single"/>
-          </w:rPr>
-          <w:t>1:4</w:t>
-        </w:r>
-      </w:hyperlink>
+      <w:r>
+        <w:rPr>
+          <w:lang w:val="es_ES" w:bidi="es_ES"/>
+        </w:rPr>
+        <w:t>1:4</w:t>
+      </w:r>
       <w:r>
         <w:rPr>
           <w:lang w:val="es_ES" w:bidi="es_ES"/>
@@ -373,36 +343,24 @@
         </w:rPr>
         <w:t>Después de la introducción de la carta (</w:t>
       </w:r>
-      <w:hyperlink r:id="rId17">
-        <w:r>
-          <w:rPr>
-            <w:lang w:val="es_ES" w:bidi="es_ES"/>
-          </w:rPr>
-          <w:rPr>
-            <w:color w:val="0000EE"/>
-            <w:u w:val="single"/>
-          </w:rPr>
-          <w:t>1:1–2</w:t>
-        </w:r>
-      </w:hyperlink>
+      <w:r>
+        <w:rPr>
+          <w:lang w:val="es_ES" w:bidi="es_ES"/>
+        </w:rPr>
+        <w:t>1:1–2</w:t>
+      </w:r>
       <w:r>
         <w:rPr>
           <w:lang w:val="es_ES" w:bidi="es_ES"/>
         </w:rPr>
         <w:t>), Judas explica la situación que motivó su misiva (</w:t>
       </w:r>
-      <w:hyperlink r:id="rId18">
-        <w:r>
-          <w:rPr>
-            <w:lang w:val="es_ES" w:bidi="es_ES"/>
-          </w:rPr>
-          <w:rPr>
-            <w:color w:val="0000EE"/>
-            <w:u w:val="single"/>
-          </w:rPr>
-          <w:t>1:3–4</w:t>
-        </w:r>
-      </w:hyperlink>
+      <w:r>
+        <w:rPr>
+          <w:lang w:val="es_ES" w:bidi="es_ES"/>
+        </w:rPr>
+        <w:t>1:3–4</w:t>
+      </w:r>
       <w:r>
         <w:rPr>
           <w:lang w:val="es_ES" w:bidi="es_ES"/>
@@ -423,18 +381,12 @@
         </w:rPr>
         <w:t xml:space="preserve">En </w:t>
       </w:r>
-      <w:hyperlink r:id="rId19">
-        <w:r>
-          <w:rPr>
-            <w:lang w:val="es_ES" w:bidi="es_ES"/>
-          </w:rPr>
-          <w:rPr>
-            <w:color w:val="0000EE"/>
-            <w:u w:val="single"/>
-          </w:rPr>
-          <w:t>1:5–16</w:t>
-        </w:r>
-      </w:hyperlink>
+      <w:r>
+        <w:rPr>
+          <w:lang w:val="es_ES" w:bidi="es_ES"/>
+        </w:rPr>
+        <w:t>1:5–16</w:t>
+      </w:r>
       <w:r>
         <w:rPr>
           <w:lang w:val="es_ES" w:bidi="es_ES"/>
@@ -461,18 +413,12 @@
         </w:rPr>
         <w:t>A,</w:t>
       </w:r>
-      <w:hyperlink r:id="rId20">
-        <w:r>
-          <w:rPr>
-            <w:lang w:val="es_ES" w:bidi="es_ES"/>
-          </w:rPr>
-          <w:rPr>
-            <w:color w:val="0000EE"/>
-            <w:u w:val="single"/>
-          </w:rPr>
-          <w:t>1:5–10</w:t>
-        </w:r>
-      </w:hyperlink>
+      <w:r>
+        <w:rPr>
+          <w:lang w:val="es_ES" w:bidi="es_ES"/>
+        </w:rPr>
+        <w:t>1:5–10</w:t>
+      </w:r>
       <w:r>
         <w:rPr>
           <w:lang w:val="es_ES" w:bidi="es_ES"/>
@@ -486,18 +432,12 @@
         </w:rPr>
         <w:t>B,</w:t>
       </w:r>
-      <w:hyperlink r:id="rId21">
-        <w:r>
-          <w:rPr>
-            <w:lang w:val="es_ES" w:bidi="es_ES"/>
-          </w:rPr>
-          <w:rPr>
-            <w:color w:val="0000EE"/>
-            <w:u w:val="single"/>
-          </w:rPr>
-          <w:t>1:11–13</w:t>
-        </w:r>
-      </w:hyperlink>
+      <w:r>
+        <w:rPr>
+          <w:lang w:val="es_ES" w:bidi="es_ES"/>
+        </w:rPr>
+        <w:t>1:11–13</w:t>
+      </w:r>
       <w:r>
         <w:rPr>
           <w:lang w:val="es_ES" w:bidi="es_ES"/>
@@ -511,18 +451,12 @@
         </w:rPr>
         <w:t>A’,</w:t>
       </w:r>
-      <w:hyperlink r:id="rId22">
-        <w:r>
-          <w:rPr>
-            <w:lang w:val="es_ES" w:bidi="es_ES"/>
-          </w:rPr>
-          <w:rPr>
-            <w:color w:val="0000EE"/>
-            <w:u w:val="single"/>
-          </w:rPr>
-          <w:t>1:14–16</w:t>
-        </w:r>
-      </w:hyperlink>
+      <w:r>
+        <w:rPr>
+          <w:lang w:val="es_ES" w:bidi="es_ES"/>
+        </w:rPr>
+        <w:t>1:14–16</w:t>
+      </w:r>
       <w:r>
         <w:rPr>
           <w:lang w:val="es_ES" w:bidi="es_ES"/>
@@ -543,36 +477,24 @@
         </w:rPr>
         <w:t>A continuación Judas se dirige directamente a sus lectores (</w:t>
       </w:r>
-      <w:hyperlink r:id="rId23">
-        <w:r>
-          <w:rPr>
-            <w:lang w:val="es_ES" w:bidi="es_ES"/>
-          </w:rPr>
-          <w:rPr>
-            <w:color w:val="0000EE"/>
-            <w:u w:val="single"/>
-          </w:rPr>
-          <w:t>1:17–23</w:t>
-        </w:r>
-      </w:hyperlink>
+      <w:r>
+        <w:rPr>
+          <w:lang w:val="es_ES" w:bidi="es_ES"/>
+        </w:rPr>
+        <w:t>1:17–23</w:t>
+      </w:r>
       <w:r>
         <w:rPr>
           <w:lang w:val="es_ES" w:bidi="es_ES"/>
         </w:rPr>
         <w:t>), instándolos a mantenerse firmes en la verdad de Dios y a acercarse a los creyentes que podrían ser tentados a seguir a los falsos maestros. La carta concluye con una notable doxología (</w:t>
       </w:r>
-      <w:hyperlink r:id="rId24">
-        <w:r>
-          <w:rPr>
-            <w:lang w:val="es_ES" w:bidi="es_ES"/>
-          </w:rPr>
-          <w:rPr>
-            <w:color w:val="0000EE"/>
-            <w:u w:val="single"/>
-          </w:rPr>
-          <w:t>1:24–25</w:t>
-        </w:r>
-      </w:hyperlink>
+      <w:r>
+        <w:rPr>
+          <w:lang w:val="es_ES" w:bidi="es_ES"/>
+        </w:rPr>
+        <w:t>1:24–25</w:t>
+      </w:r>
       <w:r>
         <w:rPr>
           <w:lang w:val="es_ES" w:bidi="es_ES"/>
@@ -604,210 +526,138 @@
         </w:rPr>
         <w:t>Judas se identifica como “un hermano de Jacobo” (</w:t>
       </w:r>
-      <w:hyperlink r:id="rId25">
-        <w:r>
-          <w:rPr>
-            <w:lang w:val="es_ES" w:bidi="es_ES"/>
-          </w:rPr>
-          <w:rPr>
-            <w:color w:val="0000EE"/>
-            <w:u w:val="single"/>
-          </w:rPr>
-          <w:t>1:1</w:t>
-        </w:r>
-      </w:hyperlink>
+      <w:r>
+        <w:rPr>
+          <w:lang w:val="es_ES" w:bidi="es_ES"/>
+        </w:rPr>
+        <w:t>1:1</w:t>
+      </w:r>
       <w:r>
         <w:rPr>
           <w:lang w:val="es_ES" w:bidi="es_ES"/>
         </w:rPr>
         <w:t>). Este Jacobo es casi con certeza el “hermano del Señor” (</w:t>
       </w:r>
-      <w:hyperlink r:id="rId26">
-        <w:r>
-          <w:rPr>
-            <w:lang w:val="es_ES" w:bidi="es_ES"/>
-          </w:rPr>
-          <w:rPr>
-            <w:color w:val="0000EE"/>
-            <w:u w:val="single"/>
-          </w:rPr>
-          <w:t>Ga 1:19</w:t>
-        </w:r>
-      </w:hyperlink>
+      <w:r>
+        <w:rPr>
+          <w:lang w:val="es_ES" w:bidi="es_ES"/>
+        </w:rPr>
+        <w:t>Ga 1:19</w:t>
+      </w:r>
       <w:r>
         <w:rPr>
           <w:lang w:val="es_ES" w:bidi="es_ES"/>
         </w:rPr>
         <w:t xml:space="preserve">; ver </w:t>
       </w:r>
-      <w:hyperlink r:id="rId27">
-        <w:r>
-          <w:rPr>
-            <w:lang w:val="es_ES" w:bidi="es_ES"/>
-          </w:rPr>
-          <w:rPr>
-            <w:color w:val="0000EE"/>
-            <w:u w:val="single"/>
-          </w:rPr>
-          <w:t xml:space="preserve">Mt 13:55, </w:t>
-        </w:r>
-      </w:hyperlink>
-      <w:hyperlink r:id="rId28">
-        <w:r>
-          <w:rPr>
-            <w:lang w:val="es_ES" w:bidi="es_ES"/>
-          </w:rPr>
-          <w:rPr>
-            <w:color w:val="0000EE"/>
-            <w:u w:val="single"/>
-          </w:rPr>
-          <w:t>Marcos 6:3</w:t>
-        </w:r>
-      </w:hyperlink>
+      <w:r>
+        <w:rPr>
+          <w:lang w:val="es_ES" w:bidi="es_ES"/>
+        </w:rPr>
+        <w:t xml:space="preserve">Mt 13:55, </w:t>
+      </w:r>
+      <w:r>
+        <w:rPr>
+          <w:lang w:val="es_ES" w:bidi="es_ES"/>
+        </w:rPr>
+        <w:t>Marcos 6:3</w:t>
+      </w:r>
       <w:r>
         <w:rPr>
           <w:lang w:val="es_ES" w:bidi="es_ES"/>
         </w:rPr>
         <w:t>), quien se convirtió en el líder reconocido de la iglesia de Jerusalén (</w:t>
       </w:r>
-      <w:hyperlink r:id="rId29">
-        <w:r>
-          <w:rPr>
-            <w:lang w:val="es_ES" w:bidi="es_ES"/>
-          </w:rPr>
-          <w:rPr>
-            <w:color w:val="0000EE"/>
-            <w:u w:val="single"/>
-          </w:rPr>
-          <w:t>Hechos 15:13–21,</w:t>
-        </w:r>
-      </w:hyperlink>
+      <w:r>
+        <w:rPr>
+          <w:lang w:val="es_ES" w:bidi="es_ES"/>
+        </w:rPr>
+        <w:t>Hechos 15:13–21,</w:t>
+      </w:r>
       <w:r>
         <w:rPr>
           <w:lang w:val="es_ES" w:bidi="es_ES"/>
         </w:rPr>
         <w:t xml:space="preserve"> </w:t>
       </w:r>
-      <w:hyperlink r:id="rId30">
-        <w:r>
-          <w:rPr>
-            <w:lang w:val="es_ES" w:bidi="es_ES"/>
-          </w:rPr>
-          <w:rPr>
-            <w:color w:val="0000EE"/>
-            <w:u w:val="single"/>
-          </w:rPr>
-          <w:t>21:18</w:t>
-        </w:r>
-      </w:hyperlink>
+      <w:r>
+        <w:rPr>
+          <w:lang w:val="es_ES" w:bidi="es_ES"/>
+        </w:rPr>
+        <w:t>21:18</w:t>
+      </w:r>
       <w:r>
         <w:rPr>
           <w:lang w:val="es_ES" w:bidi="es_ES"/>
         </w:rPr>
         <w:t>) y escribió la carta de Jacobo. Por lo tanto, Judas también era hermano de Jesús (</w:t>
       </w:r>
-      <w:hyperlink r:id="rId27">
-        <w:r>
-          <w:rPr>
-            <w:lang w:val="es_ES" w:bidi="es_ES"/>
-          </w:rPr>
-          <w:rPr>
-            <w:color w:val="0000EE"/>
-            <w:u w:val="single"/>
-          </w:rPr>
-          <w:t>Mt 13:55,</w:t>
-        </w:r>
-      </w:hyperlink>
+      <w:r>
+        <w:rPr>
+          <w:lang w:val="es_ES" w:bidi="es_ES"/>
+        </w:rPr>
+        <w:t>Mt 13:55,</w:t>
+      </w:r>
       <w:r>
         <w:rPr>
           <w:lang w:val="es_ES" w:bidi="es_ES"/>
         </w:rPr>
         <w:t xml:space="preserve"> </w:t>
       </w:r>
-      <w:hyperlink r:id="rId28">
-        <w:r>
-          <w:rPr>
-            <w:lang w:val="es_ES" w:bidi="es_ES"/>
-          </w:rPr>
-          <w:rPr>
-            <w:color w:val="0000EE"/>
-            <w:u w:val="single"/>
-          </w:rPr>
-          <w:t>Marcos 6:3</w:t>
-        </w:r>
-      </w:hyperlink>
+      <w:r>
+        <w:rPr>
+          <w:lang w:val="es_ES" w:bidi="es_ES"/>
+        </w:rPr>
+        <w:t>Marcos 6:3</w:t>
+      </w:r>
       <w:r>
         <w:rPr>
           <w:lang w:val="es_ES" w:bidi="es_ES"/>
         </w:rPr>
         <w:t>). Judas y los otros hermanos de Jesús no siguieron a Jesús durante su ministerio terrenal (</w:t>
       </w:r>
-      <w:hyperlink r:id="rId31">
-        <w:r>
-          <w:rPr>
-            <w:lang w:val="es_ES" w:bidi="es_ES"/>
-          </w:rPr>
-          <w:rPr>
-            <w:color w:val="0000EE"/>
-            <w:u w:val="single"/>
-          </w:rPr>
-          <w:t>Juan 7:5</w:t>
-        </w:r>
-      </w:hyperlink>
+      <w:r>
+        <w:rPr>
+          <w:lang w:val="es_ES" w:bidi="es_ES"/>
+        </w:rPr>
+        <w:t>Juan 7:5</w:t>
+      </w:r>
       <w:r>
         <w:rPr>
           <w:lang w:val="es_ES" w:bidi="es_ES"/>
         </w:rPr>
         <w:t xml:space="preserve">), pero evidentemente se convirtieron en creyentes después de la Resurrección (ver </w:t>
       </w:r>
-      <w:hyperlink r:id="rId32">
-        <w:r>
-          <w:rPr>
-            <w:lang w:val="es_ES" w:bidi="es_ES"/>
-          </w:rPr>
-          <w:rPr>
-            <w:color w:val="0000EE"/>
-            <w:u w:val="single"/>
-          </w:rPr>
-          <w:t>Hechos 1:14,</w:t>
-        </w:r>
-      </w:hyperlink>
+      <w:r>
+        <w:rPr>
+          <w:lang w:val="es_ES" w:bidi="es_ES"/>
+        </w:rPr>
+        <w:t>Hechos 1:14,</w:t>
+      </w:r>
       <w:r>
         <w:rPr>
           <w:lang w:val="es_ES" w:bidi="es_ES"/>
         </w:rPr>
         <w:t xml:space="preserve"> </w:t>
       </w:r>
-      <w:hyperlink r:id="rId33">
-        <w:r>
-          <w:rPr>
-            <w:lang w:val="es_ES" w:bidi="es_ES"/>
-          </w:rPr>
-          <w:rPr>
-            <w:color w:val="0000EE"/>
-            <w:u w:val="single"/>
-          </w:rPr>
-          <w:t>1 Co 15:7</w:t>
-        </w:r>
-      </w:hyperlink>
+      <w:r>
+        <w:rPr>
+          <w:lang w:val="es_ES" w:bidi="es_ES"/>
+        </w:rPr>
+        <w:t>1 Co 15:7</w:t>
+      </w:r>
       <w:r>
         <w:rPr>
           <w:lang w:val="es_ES" w:bidi="es_ES"/>
         </w:rPr>
         <w:t>) y viajaron para difundir el mensaje sobre el Señor resucitado (</w:t>
       </w:r>
-      <w:hyperlink r:id="rId34">
-        <w:r>
-          <w:rPr>
-            <w:lang w:val="es_ES" w:bidi="es_ES"/>
-          </w:rPr>
-          <w:rPr>
-            <w:color w:val="0000EE"/>
-            <w:u w:val="single"/>
-          </w:rPr>
-          <w:t>1 Co 9:5</w:t>
-        </w:r>
-      </w:hyperlink>
+      <w:r>
+        <w:rPr>
+          <w:lang w:val="es_ES" w:bidi="es_ES"/>
+        </w:rPr>
+        <w:t>1 Co 9:5</w:t>
+      </w:r>
       <w:r>
         <w:rPr>
           <w:lang w:val="es_ES" w:bidi="es_ES"/>
@@ -876,108 +726,72 @@
         </w:rPr>
         <w:t>Falsos maestros. A lo largo de los años, falsos maestros de diversas clases han perturbado al pueblo de Dios. La carta de Judas es un poderoso recordatorio de su capacidad para dañar a la comunidad y ofrece una representación clara de su terrible destino. Judas utiliza de manera dinámica el Antiguo Testamento y otras tradiciones judías para describir a los falsos maestros. Los compara con los israelitas rebeldes en el desierto (</w:t>
       </w:r>
-      <w:hyperlink r:id="rId35">
-        <w:r>
-          <w:rPr>
-            <w:lang w:val="es_ES" w:bidi="es_ES"/>
-          </w:rPr>
-          <w:rPr>
-            <w:color w:val="0000EE"/>
-            <w:u w:val="single"/>
-          </w:rPr>
-          <w:t>1:5</w:t>
-        </w:r>
-      </w:hyperlink>
+      <w:r>
+        <w:rPr>
+          <w:lang w:val="es_ES" w:bidi="es_ES"/>
+        </w:rPr>
+        <w:t>1:5</w:t>
+      </w:r>
       <w:r>
         <w:rPr>
           <w:lang w:val="es_ES" w:bidi="es_ES"/>
         </w:rPr>
         <w:t>), con los ángeles que se rebelaron contra Dios (</w:t>
       </w:r>
-      <w:hyperlink r:id="rId36">
-        <w:r>
-          <w:rPr>
-            <w:lang w:val="es_ES" w:bidi="es_ES"/>
-          </w:rPr>
-          <w:rPr>
-            <w:color w:val="0000EE"/>
-            <w:u w:val="single"/>
-          </w:rPr>
-          <w:t>1:6</w:t>
-        </w:r>
-      </w:hyperlink>
+      <w:r>
+        <w:rPr>
+          <w:lang w:val="es_ES" w:bidi="es_ES"/>
+        </w:rPr>
+        <w:t>1:6</w:t>
+      </w:r>
       <w:r>
         <w:rPr>
           <w:lang w:val="es_ES" w:bidi="es_ES"/>
         </w:rPr>
         <w:t>), y con los pecadores de Sodoma y Gomorra (</w:t>
       </w:r>
-      <w:hyperlink r:id="rId37">
-        <w:r>
-          <w:rPr>
-            <w:lang w:val="es_ES" w:bidi="es_ES"/>
-          </w:rPr>
-          <w:rPr>
-            <w:color w:val="0000EE"/>
-            <w:u w:val="single"/>
-          </w:rPr>
-          <w:t>1:7</w:t>
-        </w:r>
-      </w:hyperlink>
+      <w:r>
+        <w:rPr>
+          <w:lang w:val="es_ES" w:bidi="es_ES"/>
+        </w:rPr>
+        <w:t>1:7</w:t>
+      </w:r>
       <w:r>
         <w:rPr>
           <w:lang w:val="es_ES" w:bidi="es_ES"/>
         </w:rPr>
         <w:t xml:space="preserve">). Los falsos maestros son como Caín (ver </w:t>
       </w:r>
-      <w:hyperlink r:id="rId38">
-        <w:r>
-          <w:rPr>
-            <w:lang w:val="es_ES" w:bidi="es_ES"/>
-          </w:rPr>
-          <w:rPr>
-            <w:color w:val="0000EE"/>
-            <w:u w:val="single"/>
-          </w:rPr>
-          <w:t>Gn 4</w:t>
-        </w:r>
-      </w:hyperlink>
+      <w:r>
+        <w:rPr>
+          <w:lang w:val="es_ES" w:bidi="es_ES"/>
+        </w:rPr>
+        <w:t>Gn 4</w:t>
+      </w:r>
       <w:r>
         <w:rPr>
           <w:lang w:val="es_ES" w:bidi="es_ES"/>
         </w:rPr>
         <w:t xml:space="preserve">), Balaam (ver </w:t>
       </w:r>
-      <w:hyperlink r:id="rId39">
-        <w:r>
-          <w:rPr>
-            <w:lang w:val="es_ES" w:bidi="es_ES"/>
-          </w:rPr>
-          <w:rPr>
-            <w:color w:val="0000EE"/>
-            <w:u w:val="single"/>
-          </w:rPr>
-          <w:t>Nm 22–24</w:t>
-        </w:r>
-      </w:hyperlink>
+      <w:r>
+        <w:rPr>
+          <w:lang w:val="es_ES" w:bidi="es_ES"/>
+        </w:rPr>
+        <w:t>Nm 22–24</w:t>
+      </w:r>
       <w:r>
         <w:rPr>
           <w:lang w:val="es_ES" w:bidi="es_ES"/>
         </w:rPr>
         <w:t xml:space="preserve">), y Coré (ver </w:t>
       </w:r>
-      <w:hyperlink r:id="rId40">
-        <w:r>
-          <w:rPr>
-            <w:lang w:val="es_ES" w:bidi="es_ES"/>
-          </w:rPr>
-          <w:rPr>
-            <w:color w:val="0000EE"/>
-            <w:u w:val="single"/>
-          </w:rPr>
-          <w:t>Nm 16</w:t>
-        </w:r>
-      </w:hyperlink>
+      <w:r>
+        <w:rPr>
+          <w:lang w:val="es_ES" w:bidi="es_ES"/>
+        </w:rPr>
+        <w:t>Nm 16</w:t>
+      </w:r>
       <w:r>
         <w:rPr>
           <w:lang w:val="es_ES" w:bidi="es_ES"/>
@@ -998,54 +812,36 @@
         </w:rPr>
         <w:t xml:space="preserve">Defendiendo la fe. En </w:t>
       </w:r>
-      <w:hyperlink r:id="rId41">
-        <w:r>
-          <w:rPr>
-            <w:lang w:val="es_ES" w:bidi="es_ES"/>
-          </w:rPr>
-          <w:rPr>
-            <w:color w:val="0000EE"/>
-            <w:u w:val="single"/>
-          </w:rPr>
-          <w:t>1:3</w:t>
-        </w:r>
-      </w:hyperlink>
+      <w:r>
+        <w:rPr>
+          <w:lang w:val="es_ES" w:bidi="es_ES"/>
+        </w:rPr>
+        <w:t>1:3</w:t>
+      </w:r>
       <w:r>
         <w:rPr>
           <w:lang w:val="es_ES" w:bidi="es_ES"/>
         </w:rPr>
         <w:t>, Judas sugiere que existe un mensaje central en la iglesia primitiva que sirve como fundamento para la creencia cristiana. Pablo comparte esta idea cuando exhorta a Timoteo “guarda lo que Dios te ha confiado” (</w:t>
       </w:r>
-      <w:hyperlink r:id="rId42">
-        <w:r>
-          <w:rPr>
-            <w:lang w:val="es_ES" w:bidi="es_ES"/>
-          </w:rPr>
-          <w:rPr>
-            <w:color w:val="0000EE"/>
-            <w:u w:val="single"/>
-          </w:rPr>
-          <w:t>1 Tm 6:20,</w:t>
-        </w:r>
-      </w:hyperlink>
+      <w:r>
+        <w:rPr>
+          <w:lang w:val="es_ES" w:bidi="es_ES"/>
+        </w:rPr>
+        <w:t>1 Tm 6:20,</w:t>
+      </w:r>
       <w:r>
         <w:rPr>
           <w:lang w:val="es_ES" w:bidi="es_ES"/>
         </w:rPr>
         <w:t xml:space="preserve"> ver </w:t>
       </w:r>
-      <w:hyperlink r:id="rId43">
-        <w:r>
-          <w:rPr>
-            <w:lang w:val="es_ES" w:bidi="es_ES"/>
-          </w:rPr>
-          <w:rPr>
-            <w:color w:val="0000EE"/>
-            <w:u w:val="single"/>
-          </w:rPr>
-          <w:t>2 Tm 1:14</w:t>
-        </w:r>
-      </w:hyperlink>
+      <w:r>
+        <w:rPr>
+          <w:lang w:val="es_ES" w:bidi="es_ES"/>
+        </w:rPr>
+        <w:t>2 Tm 1:14</w:t>
+      </w:r>
       <w:r>
         <w:rPr>
           <w:lang w:val="es_ES" w:bidi="es_ES"/>
@@ -1066,18 +862,12 @@
         </w:rPr>
         <w:t xml:space="preserve">Ser cristiano implica tener fe en Dios y amor por los demás; también significa confesar con alegría la verdad que Dios ha revelado en Jesucristo. No podemos expresar verdaderamente la fe en Dios a menos que reconozcamos la verdad que Él ha revelado. Por esta razón, los primeros cristianos, incluso en el período del Nuevo Testamento, formularon declaraciones de credo para resumir los elementos esenciales de la verdad cristiana (por ejemplo, </w:t>
       </w:r>
-      <w:hyperlink r:id="rId44">
-        <w:r>
-          <w:rPr>
-            <w:lang w:val="es_ES" w:bidi="es_ES"/>
-          </w:rPr>
-          <w:rPr>
-            <w:color w:val="0000EE"/>
-            <w:u w:val="single"/>
-          </w:rPr>
-          <w:t>1 Tm 3:16</w:t>
-        </w:r>
-      </w:hyperlink>
+      <w:r>
+        <w:rPr>
+          <w:lang w:val="es_ES" w:bidi="es_ES"/>
+        </w:rPr>
+        <w:t>1 Tm 3:16</w:t>
+      </w:r>
       <w:r>
         <w:rPr>
           <w:lang w:val="es_ES" w:bidi="es_ES"/>
